--- a/ibm6450/files/Lab7_Student_Guide.docx
+++ b/ibm6450/files/Lab7_Student_Guide.docx
@@ -22,7 +22,7 @@
       <w:pPr/>
       <w:r>
         <w:rPr/>
-        <w:t>Individual assignment  |  5 points  |  Due Sun Nov 1, 11:59 PM  |  Team comparison (0 points, ungraded) Wed Nov 4</w:t>
+        <w:t>Individual assignment  |  5 points  |  Due Fri Oct 30, 11:59 PM  |  Team comparison (0 points, ungraded) Mon Nov 2</w:t>
       </w:r>
     </w:p>
     <w:p>
@@ -92,7 +92,7 @@
       </w:pPr>
       <w:r>
         <w:rPr/>
-        <w:t>Submit your DOCX and coding sheet before comparing entries with classmates. Afterward, each team reconciles, compares its entries with Eisend et al.'s published rows (posted Mon Nov 2) and uploads one reconciled copy (ungraded).</w:t>
+        <w:t>Submit your DOCX and coding sheet before comparing entries with classmates. Afterward, each team reconciles, compares its entries with Eisend et al.'s published rows (posted Sat Oct 31) and uploads one reconciled copy (ungraded).</w:t>
       </w:r>
     </w:p>
     <w:p>
